--- a/public/templates/protocol-equipment-pq.docx
+++ b/public/templates/protocol-equipment-pq.docx
@@ -742,7 +742,7 @@
         <w:t>Critical quality attribute (CQA)</w:t>
       </w:r>
       <w:r>
-        <w:t>: a physical, chemical, biological, or microbiological property that must be within a limit to ensure product quality.</w:t>
+        <w:t>: a measurable feature of the product, whether physical, chemical, biological, or microbiological in nature, that has to stay inside a defined boundary for the product to be considered acceptable (per ICH Q8(R2)).</w:t>
       </w:r>
     </w:p>
     <w:p>
